--- a/Project Document.docx
+++ b/Project Document.docx
@@ -19342,13 +19342,489 @@
           <w:szCs w:val="24"/>
         </w:rPr>
       </w:pPr>
-      <w:r>
-        <w:rPr>
-          <w:rFonts w:ascii="Times New Roman" w:hAnsi="Times New Roman" w:cs="Times New Roman"/>
-          <w:sz w:val="24"/>
-          <w:szCs w:val="24"/>
-        </w:rPr>
-        <w:t>you can use any model</w:t>
+      <w:proofErr w:type="gramStart"/>
+      <w:r>
+        <w:rPr>
+          <w:rFonts w:ascii="Times New Roman" w:hAnsi="Times New Roman" w:cs="Times New Roman"/>
+          <w:sz w:val="24"/>
+          <w:szCs w:val="24"/>
+        </w:rPr>
+        <w:t>you</w:t>
+      </w:r>
+      <w:proofErr w:type="gramEnd"/>
+      <w:r>
+        <w:rPr>
+          <w:rFonts w:ascii="Times New Roman" w:hAnsi="Times New Roman" w:cs="Times New Roman"/>
+          <w:sz w:val="24"/>
+          <w:szCs w:val="24"/>
+        </w:rPr>
+        <w:t xml:space="preserve"> can use any model</w:t>
+      </w:r>
+    </w:p>
+    <w:p>
+      <w:pPr>
+        <w:rPr>
+          <w:rFonts w:ascii="Times New Roman" w:hAnsi="Times New Roman" w:cs="Times New Roman"/>
+          <w:b/>
+          <w:sz w:val="24"/>
+          <w:szCs w:val="24"/>
+        </w:rPr>
+      </w:pPr>
+      <w:r>
+        <w:rPr>
+          <w:rFonts w:ascii="Times New Roman" w:hAnsi="Times New Roman" w:cs="Times New Roman"/>
+          <w:b/>
+          <w:sz w:val="24"/>
+          <w:szCs w:val="24"/>
+        </w:rPr>
+        <w:t>Day 19 – Milestone 2 Day 1:</w:t>
+      </w:r>
+    </w:p>
+    <w:p>
+      <w:pPr>
+        <w:rPr>
+          <w:rFonts w:ascii="Times New Roman" w:hAnsi="Times New Roman" w:cs="Times New Roman"/>
+          <w:sz w:val="24"/>
+          <w:szCs w:val="24"/>
+        </w:rPr>
+      </w:pPr>
+      <w:r>
+        <w:rPr>
+          <w:rFonts w:ascii="Times New Roman" w:hAnsi="Times New Roman" w:cs="Times New Roman"/>
+          <w:sz w:val="24"/>
+          <w:szCs w:val="24"/>
+        </w:rPr>
+        <w:t>Some of the students have presented their progress in the project and received feedback from the instructor.</w:t>
+      </w:r>
+    </w:p>
+    <w:p>
+      <w:pPr>
+        <w:rPr>
+          <w:rFonts w:ascii="Times New Roman" w:hAnsi="Times New Roman" w:cs="Times New Roman"/>
+          <w:b/>
+          <w:sz w:val="24"/>
+          <w:szCs w:val="24"/>
+        </w:rPr>
+      </w:pPr>
+      <w:r>
+        <w:rPr>
+          <w:rFonts w:ascii="Times New Roman" w:hAnsi="Times New Roman" w:cs="Times New Roman"/>
+          <w:b/>
+          <w:sz w:val="24"/>
+          <w:szCs w:val="24"/>
+        </w:rPr>
+        <w:t>Day 20 – Milestone 2 Day 2:</w:t>
+      </w:r>
+    </w:p>
+    <w:p>
+      <w:pPr>
+        <w:rPr>
+          <w:rFonts w:ascii="Times New Roman" w:hAnsi="Times New Roman" w:cs="Times New Roman"/>
+          <w:sz w:val="24"/>
+          <w:szCs w:val="24"/>
+        </w:rPr>
+      </w:pPr>
+      <w:r>
+        <w:rPr>
+          <w:rFonts w:ascii="Times New Roman" w:hAnsi="Times New Roman" w:cs="Times New Roman"/>
+          <w:sz w:val="24"/>
+          <w:szCs w:val="24"/>
+        </w:rPr>
+        <w:t>Remaining students have presented their progress and received feedback from the instructor.</w:t>
+      </w:r>
+    </w:p>
+    <w:p>
+      <w:pPr>
+        <w:rPr>
+          <w:rFonts w:ascii="Times New Roman" w:hAnsi="Times New Roman" w:cs="Times New Roman"/>
+          <w:b/>
+          <w:sz w:val="24"/>
+          <w:szCs w:val="24"/>
+        </w:rPr>
+      </w:pPr>
+      <w:r>
+        <w:rPr>
+          <w:rFonts w:ascii="Times New Roman" w:hAnsi="Times New Roman" w:cs="Times New Roman"/>
+          <w:b/>
+          <w:sz w:val="24"/>
+          <w:szCs w:val="24"/>
+        </w:rPr>
+        <w:t>Day 21 – Project Presentation Discussion:</w:t>
+      </w:r>
+    </w:p>
+    <w:p>
+      <w:pPr>
+        <w:rPr>
+          <w:rFonts w:ascii="Times New Roman" w:hAnsi="Times New Roman" w:cs="Times New Roman"/>
+          <w:sz w:val="24"/>
+          <w:szCs w:val="24"/>
+        </w:rPr>
+      </w:pPr>
+      <w:r>
+        <w:rPr>
+          <w:rFonts w:ascii="Times New Roman" w:hAnsi="Times New Roman" w:cs="Times New Roman"/>
+          <w:sz w:val="24"/>
+          <w:szCs w:val="24"/>
+        </w:rPr>
+        <w:t>The instructor has provided the required information for Monday’s team presentation.</w:t>
+      </w:r>
+    </w:p>
+    <w:p>
+      <w:pPr>
+        <w:rPr>
+          <w:rFonts w:ascii="Times New Roman" w:hAnsi="Times New Roman" w:cs="Times New Roman"/>
+          <w:b/>
+          <w:sz w:val="24"/>
+          <w:szCs w:val="24"/>
+        </w:rPr>
+      </w:pPr>
+      <w:r>
+        <w:rPr>
+          <w:rFonts w:ascii="Times New Roman" w:hAnsi="Times New Roman" w:cs="Times New Roman"/>
+          <w:b/>
+          <w:sz w:val="24"/>
+          <w:szCs w:val="24"/>
+        </w:rPr>
+        <w:t>Day 22 – Inbuilt methods in Python:</w:t>
+      </w:r>
+    </w:p>
+    <w:p>
+      <w:pPr>
+        <w:rPr>
+          <w:rFonts w:ascii="Times New Roman" w:hAnsi="Times New Roman" w:cs="Times New Roman"/>
+          <w:sz w:val="24"/>
+          <w:szCs w:val="24"/>
+        </w:rPr>
+      </w:pPr>
+      <w:r>
+        <w:rPr>
+          <w:rFonts w:ascii="Times New Roman" w:hAnsi="Times New Roman" w:cs="Times New Roman"/>
+          <w:sz w:val="24"/>
+          <w:szCs w:val="24"/>
+        </w:rPr>
+        <w:t>In</w:t>
+      </w:r>
+      <w:r>
+        <w:rPr>
+          <w:rFonts w:ascii="Times New Roman" w:hAnsi="Times New Roman" w:cs="Times New Roman"/>
+          <w:sz w:val="24"/>
+          <w:szCs w:val="24"/>
+        </w:rPr>
+        <w:t>built string methods in python:</w:t>
+      </w:r>
+    </w:p>
+    <w:p>
+      <w:pPr>
+        <w:rPr>
+          <w:rFonts w:ascii="Times New Roman" w:hAnsi="Times New Roman" w:cs="Times New Roman"/>
+          <w:sz w:val="24"/>
+          <w:szCs w:val="24"/>
+        </w:rPr>
+      </w:pPr>
+    </w:p>
+    <w:p>
+      <w:pPr>
+        <w:rPr>
+          <w:rFonts w:ascii="Times New Roman" w:hAnsi="Times New Roman" w:cs="Times New Roman"/>
+          <w:sz w:val="24"/>
+          <w:szCs w:val="24"/>
+        </w:rPr>
+      </w:pPr>
+      <w:proofErr w:type="gramStart"/>
+      <w:r>
+        <w:rPr>
+          <w:rFonts w:ascii="Times New Roman" w:hAnsi="Times New Roman" w:cs="Times New Roman"/>
+          <w:sz w:val="24"/>
+          <w:szCs w:val="24"/>
+        </w:rPr>
+        <w:t>lower</w:t>
+      </w:r>
+      <w:proofErr w:type="gramEnd"/>
+      <w:r>
+        <w:rPr>
+          <w:rFonts w:ascii="Times New Roman" w:hAnsi="Times New Roman" w:cs="Times New Roman"/>
+          <w:sz w:val="24"/>
+          <w:szCs w:val="24"/>
+        </w:rPr>
+        <w:t xml:space="preserve"> - Converts to lower case</w:t>
+      </w:r>
+    </w:p>
+    <w:p>
+      <w:pPr>
+        <w:rPr>
+          <w:rFonts w:ascii="Times New Roman" w:hAnsi="Times New Roman" w:cs="Times New Roman"/>
+          <w:sz w:val="24"/>
+          <w:szCs w:val="24"/>
+        </w:rPr>
+      </w:pPr>
+      <w:proofErr w:type="gramStart"/>
+      <w:r>
+        <w:rPr>
+          <w:rFonts w:ascii="Times New Roman" w:hAnsi="Times New Roman" w:cs="Times New Roman"/>
+          <w:sz w:val="24"/>
+          <w:szCs w:val="24"/>
+        </w:rPr>
+        <w:t>upper</w:t>
+      </w:r>
+      <w:proofErr w:type="gramEnd"/>
+      <w:r>
+        <w:rPr>
+          <w:rFonts w:ascii="Times New Roman" w:hAnsi="Times New Roman" w:cs="Times New Roman"/>
+          <w:sz w:val="24"/>
+          <w:szCs w:val="24"/>
+        </w:rPr>
+        <w:t xml:space="preserve"> - Converts to upper case</w:t>
+      </w:r>
+    </w:p>
+    <w:p>
+      <w:pPr>
+        <w:rPr>
+          <w:rFonts w:ascii="Times New Roman" w:hAnsi="Times New Roman" w:cs="Times New Roman"/>
+          <w:sz w:val="24"/>
+          <w:szCs w:val="24"/>
+        </w:rPr>
+      </w:pPr>
+      <w:proofErr w:type="gramStart"/>
+      <w:r>
+        <w:rPr>
+          <w:rFonts w:ascii="Times New Roman" w:hAnsi="Times New Roman" w:cs="Times New Roman"/>
+          <w:sz w:val="24"/>
+          <w:szCs w:val="24"/>
+        </w:rPr>
+        <w:t>split</w:t>
+      </w:r>
+      <w:proofErr w:type="gramEnd"/>
+      <w:r>
+        <w:rPr>
+          <w:rFonts w:ascii="Times New Roman" w:hAnsi="Times New Roman" w:cs="Times New Roman"/>
+          <w:sz w:val="24"/>
+          <w:szCs w:val="24"/>
+        </w:rPr>
+        <w:t xml:space="preserve"> - Splits words one by one</w:t>
+      </w:r>
+    </w:p>
+    <w:p>
+      <w:pPr>
+        <w:rPr>
+          <w:rFonts w:ascii="Times New Roman" w:hAnsi="Times New Roman" w:cs="Times New Roman"/>
+          <w:sz w:val="24"/>
+          <w:szCs w:val="24"/>
+        </w:rPr>
+      </w:pPr>
+      <w:proofErr w:type="gramStart"/>
+      <w:r>
+        <w:rPr>
+          <w:rFonts w:ascii="Times New Roman" w:hAnsi="Times New Roman" w:cs="Times New Roman"/>
+          <w:sz w:val="24"/>
+          <w:szCs w:val="24"/>
+        </w:rPr>
+        <w:t>strip</w:t>
+      </w:r>
+      <w:proofErr w:type="gramEnd"/>
+      <w:r>
+        <w:rPr>
+          <w:rFonts w:ascii="Times New Roman" w:hAnsi="Times New Roman" w:cs="Times New Roman"/>
+          <w:sz w:val="24"/>
+          <w:szCs w:val="24"/>
+        </w:rPr>
+        <w:t xml:space="preserve"> - Removes white spaces</w:t>
+      </w:r>
+    </w:p>
+    <w:p>
+      <w:pPr>
+        <w:rPr>
+          <w:rFonts w:ascii="Times New Roman" w:hAnsi="Times New Roman" w:cs="Times New Roman"/>
+          <w:sz w:val="24"/>
+          <w:szCs w:val="24"/>
+        </w:rPr>
+      </w:pPr>
+      <w:proofErr w:type="gramStart"/>
+      <w:r>
+        <w:rPr>
+          <w:rFonts w:ascii="Times New Roman" w:hAnsi="Times New Roman" w:cs="Times New Roman"/>
+          <w:sz w:val="24"/>
+          <w:szCs w:val="24"/>
+        </w:rPr>
+        <w:t>join</w:t>
+      </w:r>
+      <w:proofErr w:type="gramEnd"/>
+      <w:r>
+        <w:rPr>
+          <w:rFonts w:ascii="Times New Roman" w:hAnsi="Times New Roman" w:cs="Times New Roman"/>
+          <w:sz w:val="24"/>
+          <w:szCs w:val="24"/>
+        </w:rPr>
+        <w:t xml:space="preserve"> - Joins words</w:t>
+      </w:r>
+    </w:p>
+    <w:p>
+      <w:pPr>
+        <w:rPr>
+          <w:rFonts w:ascii="Times New Roman" w:hAnsi="Times New Roman" w:cs="Times New Roman"/>
+          <w:sz w:val="24"/>
+          <w:szCs w:val="24"/>
+        </w:rPr>
+      </w:pPr>
+      <w:proofErr w:type="gramStart"/>
+      <w:r>
+        <w:rPr>
+          <w:rFonts w:ascii="Times New Roman" w:hAnsi="Times New Roman" w:cs="Times New Roman"/>
+          <w:sz w:val="24"/>
+          <w:szCs w:val="24"/>
+        </w:rPr>
+        <w:t>replace</w:t>
+      </w:r>
+      <w:proofErr w:type="gramEnd"/>
+      <w:r>
+        <w:rPr>
+          <w:rFonts w:ascii="Times New Roman" w:hAnsi="Times New Roman" w:cs="Times New Roman"/>
+          <w:sz w:val="24"/>
+          <w:szCs w:val="24"/>
+        </w:rPr>
+        <w:t xml:space="preserve"> - Replaces parts of string with given string</w:t>
+      </w:r>
+    </w:p>
+    <w:p>
+      <w:pPr>
+        <w:rPr>
+          <w:rFonts w:ascii="Times New Roman" w:hAnsi="Times New Roman" w:cs="Times New Roman"/>
+          <w:sz w:val="24"/>
+          <w:szCs w:val="24"/>
+        </w:rPr>
+      </w:pPr>
+      <w:proofErr w:type="spellStart"/>
+      <w:proofErr w:type="gramStart"/>
+      <w:r>
+        <w:rPr>
+          <w:rFonts w:ascii="Times New Roman" w:hAnsi="Times New Roman" w:cs="Times New Roman"/>
+          <w:sz w:val="24"/>
+          <w:szCs w:val="24"/>
+        </w:rPr>
+        <w:t>startswith</w:t>
+      </w:r>
+      <w:proofErr w:type="spellEnd"/>
+      <w:proofErr w:type="gramEnd"/>
+      <w:r>
+        <w:rPr>
+          <w:rFonts w:ascii="Times New Roman" w:hAnsi="Times New Roman" w:cs="Times New Roman"/>
+          <w:sz w:val="24"/>
+          <w:szCs w:val="24"/>
+        </w:rPr>
+        <w:t xml:space="preserve"> - Checks if string starts with a given string</w:t>
+      </w:r>
+    </w:p>
+    <w:p>
+      <w:pPr>
+        <w:rPr>
+          <w:rFonts w:ascii="Times New Roman" w:hAnsi="Times New Roman" w:cs="Times New Roman"/>
+          <w:sz w:val="24"/>
+          <w:szCs w:val="24"/>
+        </w:rPr>
+      </w:pPr>
+      <w:proofErr w:type="spellStart"/>
+      <w:proofErr w:type="gramStart"/>
+      <w:r>
+        <w:rPr>
+          <w:rFonts w:ascii="Times New Roman" w:hAnsi="Times New Roman" w:cs="Times New Roman"/>
+          <w:sz w:val="24"/>
+          <w:szCs w:val="24"/>
+        </w:rPr>
+        <w:t>endswith</w:t>
+      </w:r>
+      <w:proofErr w:type="spellEnd"/>
+      <w:proofErr w:type="gramEnd"/>
+      <w:r>
+        <w:rPr>
+          <w:rFonts w:ascii="Times New Roman" w:hAnsi="Times New Roman" w:cs="Times New Roman"/>
+          <w:sz w:val="24"/>
+          <w:szCs w:val="24"/>
+        </w:rPr>
+        <w:t xml:space="preserve"> - Checks if string starts with a given string</w:t>
+      </w:r>
+    </w:p>
+    <w:p>
+      <w:pPr>
+        <w:rPr>
+          <w:rFonts w:ascii="Times New Roman" w:hAnsi="Times New Roman" w:cs="Times New Roman"/>
+          <w:sz w:val="24"/>
+          <w:szCs w:val="24"/>
+        </w:rPr>
+      </w:pPr>
+      <w:proofErr w:type="gramStart"/>
+      <w:r>
+        <w:rPr>
+          <w:rFonts w:ascii="Times New Roman" w:hAnsi="Times New Roman" w:cs="Times New Roman"/>
+          <w:sz w:val="24"/>
+          <w:szCs w:val="24"/>
+        </w:rPr>
+        <w:t>find</w:t>
+      </w:r>
+      <w:proofErr w:type="gramEnd"/>
+      <w:r>
+        <w:rPr>
+          <w:rFonts w:ascii="Times New Roman" w:hAnsi="Times New Roman" w:cs="Times New Roman"/>
+          <w:sz w:val="24"/>
+          <w:szCs w:val="24"/>
+        </w:rPr>
+        <w:t xml:space="preserve"> - Finds if a given string occurs in a string</w:t>
+      </w:r>
+    </w:p>
+    <w:p>
+      <w:pPr>
+        <w:rPr>
+          <w:rFonts w:ascii="Times New Roman" w:hAnsi="Times New Roman" w:cs="Times New Roman"/>
+          <w:sz w:val="24"/>
+          <w:szCs w:val="24"/>
+        </w:rPr>
+      </w:pPr>
+      <w:proofErr w:type="spellStart"/>
+      <w:proofErr w:type="gramStart"/>
+      <w:r>
+        <w:rPr>
+          <w:rFonts w:ascii="Times New Roman" w:hAnsi="Times New Roman" w:cs="Times New Roman"/>
+          <w:sz w:val="24"/>
+          <w:szCs w:val="24"/>
+        </w:rPr>
+        <w:t>isdigit</w:t>
+      </w:r>
+      <w:proofErr w:type="spellEnd"/>
+      <w:proofErr w:type="gramEnd"/>
+      <w:r>
+        <w:rPr>
+          <w:rFonts w:ascii="Times New Roman" w:hAnsi="Times New Roman" w:cs="Times New Roman"/>
+          <w:sz w:val="24"/>
+          <w:szCs w:val="24"/>
+        </w:rPr>
+        <w:t xml:space="preserve"> - Checks if string is numerical</w:t>
+      </w:r>
+    </w:p>
+    <w:p>
+      <w:pPr>
+        <w:rPr>
+          <w:rFonts w:ascii="Times New Roman" w:hAnsi="Times New Roman" w:cs="Times New Roman"/>
+          <w:sz w:val="24"/>
+          <w:szCs w:val="24"/>
+        </w:rPr>
+      </w:pPr>
+      <w:proofErr w:type="spellStart"/>
+      <w:proofErr w:type="gramStart"/>
+      <w:r>
+        <w:rPr>
+          <w:rFonts w:ascii="Times New Roman" w:hAnsi="Times New Roman" w:cs="Times New Roman"/>
+          <w:sz w:val="24"/>
+          <w:szCs w:val="24"/>
+        </w:rPr>
+        <w:t>isalpha</w:t>
+      </w:r>
+      <w:proofErr w:type="spellEnd"/>
+      <w:proofErr w:type="gramEnd"/>
+      <w:r>
+        <w:rPr>
+          <w:rFonts w:ascii="Times New Roman" w:hAnsi="Times New Roman" w:cs="Times New Roman"/>
+          <w:sz w:val="24"/>
+          <w:szCs w:val="24"/>
+        </w:rPr>
+        <w:t xml:space="preserve"> - Checks if string has alphabets</w:t>
       </w:r>
       <w:bookmarkStart w:id="0" w:name="_GoBack"/>
       <w:bookmarkEnd w:id="0"/>
@@ -19429,7 +19905,7 @@
           <w:rPr>
             <w:noProof/>
           </w:rPr>
-          <w:t>29</w:t>
+          <w:t>30</w:t>
         </w:r>
         <w:r>
           <w:rPr>
